--- a/rapports/2026-06-11/EQ2/DR_011301410011/75-66-47-21.docx
+++ b/rapports/2026-06-11/EQ2/DR_011301410011/75-66-47-21.docx
@@ -30,7 +30,7 @@
           <w:color w:val="64748B"/>
           <w:sz w:val="18"/>
         </w:rPr>
-        <w:t>Enquêteur : EQ2_sup_v2  ·  Équipe : EQ2  ·  Snapshot : 2026-06-11</w:t>
+        <w:t>Enquêteur : EQ2_sup_v2 (FATOU MARIE MBODJI)  ·  Équipe : EQ2  ·  Snapshot : 2026-06-11</w:t>
       </w:r>
     </w:p>
     <w:tbl>
@@ -230,7 +230,7 @@
                 <w:i w:val="0"/>
                 <w:sz w:val="18"/>
               </w:rPr>
-              <w:t>EQ2_sup_v2  (22)</w:t>
+              <w:t>EQ2_sup_v2  (FATOU MARIE MBODJI)</w:t>
             </w:r>
           </w:p>
         </w:tc>
@@ -256,7 +256,7 @@
                 <w:i w:val="0"/>
                 <w:sz w:val="18"/>
               </w:rPr>
-              <w:t>2</w:t>
+              <w:t>FATOU MARIE MBODJI</w:t>
             </w:r>
           </w:p>
         </w:tc>
